--- a/backend/data/audit_report_templates/report_body/standalone/4.1 模板D-无保留意见审计报告模板（非公众利益实体）-简版 .docx
+++ b/backend/data/audit_report_templates/report_body/standalone/4.1 模板D-无保留意见审计报告模板（非公众利益实体）-简版 .docx
@@ -91,6 +91,7 @@
           <w:numId w:val="0"/>
         </w:numPr>
         <w:spacing w:line="360" w:lineRule="auto"/>
+        <w:ind w:firstLine="0"/>
         <w:jc w:val="center"/>
         <w:outlineLvl w:val="0"/>
         <w:rPr>
@@ -101,7 +102,6 @@
           <w:lang w:eastAsia="zh-CN"/>
         </w:rPr>
       </w:pPr>
-      <w:bookmarkStart w:id="0" w:name="_GoBack"/>
       <w:r>
         <w:rPr>
           <w:rFonts w:hint="eastAsia" w:ascii="黑体;SimHei" w:hAnsi="黑体;SimHei" w:eastAsia="黑体;SimHei" w:cs="Arial Narrow"/>
@@ -121,10 +121,11 @@
           <w:numId w:val="0"/>
         </w:numPr>
         <w:spacing w:line="360" w:lineRule="auto"/>
+        <w:ind w:firstLine="0"/>
         <w:jc w:val="center"/>
         <w:outlineLvl w:val="0"/>
         <w:rPr>
-          <w:rFonts w:ascii="黑体;SimHei" w:hAnsi="黑体;SimHei" w:eastAsia="黑体;SimHei" w:cs="Arial Narrow"/>
+          <w:rFonts w:hint="eastAsia" w:ascii="黑体;SimHei" w:hAnsi="黑体;SimHei" w:eastAsia="黑体;SimHei" w:cs="Arial Narrow"/>
           <w:b/>
           <w:color w:val="auto"/>
           <w:sz w:val="48"/>
@@ -144,7 +145,6 @@
         <w:t>{{audit_year}}年度</w:t>
       </w:r>
     </w:p>
-    <w:bookmarkEnd w:id="0"/>
     <w:p>
       <w:pPr>
         <w:numPr>
@@ -1286,6 +1286,7 @@
     <w:p>
       <w:pPr>
         <w:spacing w:line="340" w:lineRule="atLeast"/>
+        <w:ind w:firstLine="420"/>
         <w:jc w:val="right"/>
         <w:rPr>
           <w:rFonts w:ascii="Arial Narrow" w:hAnsi="Arial Narrow" w:eastAsia="仿宋_GB2312" w:cs="Arial Narrow"/>
@@ -1296,7 +1297,7 @@
       </w:pPr>
       <w:r>
         <w:rPr>
-          <w:rFonts w:hint="eastAsia" w:ascii="Arial Narrow" w:hAnsi="Arial Narrow" w:eastAsia="仿宋_GB2312" w:cs="Arial Narrow"/>
+          <w:rFonts w:hint="default" w:ascii="Arial Narrow" w:hAnsi="Arial Narrow" w:eastAsia="仿宋_GB2312" w:cs="Arial Narrow"/>
           <w:spacing w:val="4"/>
           <w:sz w:val="24"/>
           <w:lang w:eastAsia="zh-CN"/>
@@ -1324,21 +1325,22 @@
           <w:numId w:val="0"/>
         </w:numPr>
         <w:spacing w:before="120" w:after="0" w:line="300" w:lineRule="auto"/>
+        <w:ind w:firstLine="0"/>
         <w:outlineLvl w:val="0"/>
         <w:rPr>
-          <w:rFonts w:ascii="Arial Narrow" w:hAnsi="Arial Narrow" w:eastAsia="仿宋_GB2312" w:cs="Arial Narrow"/>
-          <w:b/>
-          <w:color w:val="FF0000"/>
-          <w:sz w:val="24"/>
-          <w:szCs w:val="24"/>
-          <w:lang w:eastAsia="zh-CN"/>
-        </w:rPr>
-      </w:pPr>
-      <w:r>
-        <w:rPr>
-          <w:rFonts w:hint="eastAsia" w:ascii="Arial Narrow" w:hAnsi="Arial Narrow" w:eastAsia="仿宋_GB2312" w:cs="Arial Narrow"/>
-          <w:b/>
-          <w:color w:val="FF0000"/>
+          <w:rFonts w:hint="eastAsia" w:ascii="仿宋_GB2312" w:hAnsi="仿宋_GB2312" w:eastAsia="仿宋_GB2312" w:cs="仿宋_GB2312"/>
+          <w:b/>
+          <w:color w:val="auto"/>
+          <w:sz w:val="24"/>
+          <w:szCs w:val="24"/>
+          <w:lang w:eastAsia="zh-CN"/>
+        </w:rPr>
+      </w:pPr>
+      <w:r>
+        <w:rPr>
+          <w:rFonts w:hint="eastAsia" w:ascii="仿宋_GB2312" w:hAnsi="仿宋_GB2312" w:eastAsia="仿宋_GB2312" w:cs="仿宋_GB2312"/>
+          <w:b/>
+          <w:color w:val="auto"/>
           <w:spacing w:val="4"/>
           <w:sz w:val="24"/>
           <w:szCs w:val="24"/>
@@ -1380,7 +1382,7 @@
     <w:p>
       <w:pPr>
         <w:spacing w:before="120" w:after="0" w:line="300" w:lineRule="auto"/>
-        <w:ind w:left="0" w:leftChars="0" w:right="0" w:rightChars="0" w:firstLineChars="200"/>
+        <w:ind w:left="0" w:leftChars="0" w:right="0" w:rightChars="0" w:firstLine="480" w:firstLineChars="200"/>
         <w:jc w:val="both"/>
         <w:rPr>
           <w:rFonts w:ascii="Arial Narrow" w:hAnsi="Arial Narrow" w:eastAsia="仿宋_GB2312" w:cs="Arial Narrow"/>
@@ -1391,18 +1393,54 @@
       </w:pPr>
       <w:r>
         <w:rPr>
-          <w:rFonts w:hint="eastAsia" w:ascii="Arial Narrow" w:hAnsi="Arial Narrow" w:eastAsia="仿宋_GB2312" w:cs="Arial Narrow"/>
-          <w:sz w:val="24"/>
-          <w:szCs w:val="24"/>
-          <w:lang w:eastAsia="zh-CN"/>
-        </w:rPr>
-        <w:t>我们审计了{{company_full_name}}（以下简称{{company_short_name}}）财务报表，包括{{audit_period_end}}的资产负债表，{{audit_year}}年度的利润表、现金流量表、股东权益变动表以及相关财务报表附注。</w:t>
+          <w:rFonts w:hint="eastAsia" w:ascii="Times New Roman" w:hAnsi="Times New Roman" w:eastAsia="仿宋_GB2312" w:cs="Arial Narrow"/>
+          <w:sz w:val="24"/>
+          <w:szCs w:val="24"/>
+          <w:lang w:eastAsia="zh-CN"/>
+        </w:rPr>
+        <w:t>我们审计了{{company_full_name}}（以下简称{{company_short_name}}）财务报表，包括</w:t>
+      </w:r>
+      <w:r>
+        <w:rPr>
+          <w:rFonts w:hint="default" w:ascii="Arial Narrow" w:hAnsi="Arial Narrow" w:eastAsia="仿宋_GB2312" w:cs="Arial Narrow"/>
+          <w:sz w:val="24"/>
+          <w:szCs w:val="24"/>
+          <w:lang w:eastAsia="zh-CN"/>
+        </w:rPr>
+        <w:t>{{audit_period_end}}</w:t>
+      </w:r>
+      <w:r>
+        <w:rPr>
+          <w:rFonts w:hint="eastAsia" w:ascii="Times New Roman" w:hAnsi="Times New Roman" w:eastAsia="仿宋_GB2312" w:cs="Arial Narrow"/>
+          <w:sz w:val="24"/>
+          <w:szCs w:val="24"/>
+          <w:lang w:eastAsia="zh-CN"/>
+        </w:rPr>
+        <w:t>的资产负债表，</w:t>
+      </w:r>
+      <w:r>
+        <w:rPr>
+          <w:rFonts w:hint="default" w:ascii="Arial Narrow" w:hAnsi="Arial Narrow" w:eastAsia="仿宋_GB2312" w:cs="Arial Narrow"/>
+          <w:sz w:val="24"/>
+          <w:szCs w:val="24"/>
+          <w:lang w:eastAsia="zh-CN"/>
+        </w:rPr>
+        <w:t>{{audit_year}}</w:t>
+      </w:r>
+      <w:r>
+        <w:rPr>
+          <w:rFonts w:hint="eastAsia" w:ascii="Times New Roman" w:hAnsi="Times New Roman" w:eastAsia="仿宋_GB2312" w:cs="Arial Narrow"/>
+          <w:sz w:val="24"/>
+          <w:szCs w:val="24"/>
+          <w:lang w:eastAsia="zh-CN"/>
+        </w:rPr>
+        <w:t>年度的利润表、现金流量表、股东权益变动表以及相关财务报表附注。</w:t>
       </w:r>
     </w:p>
     <w:p>
       <w:pPr>
         <w:spacing w:before="120" w:after="0" w:line="300" w:lineRule="auto"/>
-        <w:ind w:left="0" w:leftChars="0" w:right="0" w:rightChars="0" w:firstLineChars="200"/>
+        <w:ind w:left="0" w:leftChars="0" w:right="0" w:rightChars="0" w:firstLine="480" w:firstLineChars="200"/>
         <w:jc w:val="both"/>
         <w:rPr>
           <w:rFonts w:ascii="Arial Narrow" w:hAnsi="Arial Narrow" w:eastAsia="仿宋_GB2312" w:cs="Arial Narrow"/>
@@ -1413,12 +1451,57 @@
       </w:pPr>
       <w:r>
         <w:rPr>
-          <w:rFonts w:hint="eastAsia" w:ascii="Arial Narrow" w:hAnsi="Arial Narrow" w:eastAsia="仿宋_GB2312" w:cs="Arial Narrow"/>
-          <w:sz w:val="24"/>
-          <w:szCs w:val="24"/>
-          <w:lang w:eastAsia="zh-CN"/>
-        </w:rPr>
-        <w:t>我们认为，后附的财务报表在所有重大方面按照企业会计准则的规定编制，公允反映了{{company_short_name}}{{audit_period_end}}的财务状况以及{{audit_year}}年度的经营成果和现金流量。</w:t>
+          <w:rFonts w:hint="eastAsia" w:ascii="Times New Roman" w:hAnsi="Times New Roman" w:eastAsia="仿宋_GB2312" w:cs="Arial Narrow"/>
+          <w:sz w:val="24"/>
+          <w:szCs w:val="24"/>
+          <w:lang w:eastAsia="zh-CN"/>
+        </w:rPr>
+        <w:t>我们认为，后附的财务报表在所有重大方面按照企业会计准则的规定编制，公允反映了</w:t>
+      </w:r>
+      <w:r>
+        <w:rPr>
+          <w:rFonts w:hint="eastAsia" w:ascii="仿宋_GB2312" w:hAnsi="仿宋_GB2312" w:eastAsia="仿宋_GB2312" w:cs="仿宋_GB2312"/>
+          <w:sz w:val="24"/>
+          <w:szCs w:val="24"/>
+          <w:lang w:eastAsia="zh-CN"/>
+        </w:rPr>
+        <w:t>{{company_short_name}}</w:t>
+      </w:r>
+      <w:r>
+        <w:rPr>
+          <w:rFonts w:hint="default" w:ascii="Arial Narrow" w:hAnsi="Arial Narrow" w:eastAsia="仿宋_GB2312" w:cs="Arial Narrow"/>
+          <w:sz w:val="24"/>
+          <w:szCs w:val="24"/>
+          <w:lang w:eastAsia="zh-CN"/>
+        </w:rPr>
+        <w:t>{{audit_period_end}}</w:t>
+      </w:r>
+      <w:r>
+        <w:rPr>
+          <w:rFonts w:hint="eastAsia" w:ascii="Times New Roman" w:hAnsi="Times New Roman" w:eastAsia="仿宋_GB2312" w:cs="Arial Narrow"/>
+          <w:sz w:val="24"/>
+          <w:szCs w:val="24"/>
+          <w:lang w:eastAsia="zh-CN"/>
+        </w:rPr>
+        <w:t>的财务状况以及</w:t>
+      </w:r>
+      <w:r>
+        <w:rPr>
+          <w:rFonts w:hint="default" w:ascii="Arial Narrow" w:hAnsi="Arial Narrow" w:eastAsia="仿宋_GB2312" w:cs="Arial Narrow"/>
+          <w:sz w:val="24"/>
+          <w:szCs w:val="24"/>
+          <w:lang w:eastAsia="zh-CN"/>
+        </w:rPr>
+        <w:t>{{audit_year}}</w:t>
+      </w:r>
+      <w:r>
+        <w:rPr>
+          <w:rFonts w:hint="eastAsia" w:ascii="Times New Roman" w:hAnsi="Times New Roman" w:eastAsia="仿宋_GB2312" w:cs="Arial Narrow"/>
+          <w:sz w:val="24"/>
+          <w:szCs w:val="24"/>
+          <w:lang w:eastAsia="zh-CN"/>
+        </w:rPr>
+        <w:t>年度的经营成果和现金流量。</w:t>
       </w:r>
     </w:p>
     <w:p>
@@ -1453,10 +1536,10 @@
     <w:p>
       <w:pPr>
         <w:spacing w:before="120" w:after="0" w:line="300" w:lineRule="auto"/>
-        <w:ind w:left="0" w:leftChars="0" w:right="0" w:rightChars="0" w:firstLineChars="200"/>
+        <w:ind w:left="0" w:leftChars="0" w:right="0" w:rightChars="0" w:firstLine="496" w:firstLineChars="200"/>
         <w:jc w:val="both"/>
         <w:rPr>
-          <w:rFonts w:ascii="Arial Narrow" w:hAnsi="Arial Narrow" w:eastAsia="仿宋_GB2312" w:cs="宋体;SimSun"/>
+          <w:rFonts w:hint="eastAsia" w:ascii="仿宋_GB2312" w:hAnsi="仿宋_GB2312" w:eastAsia="仿宋_GB2312" w:cs="仿宋_GB2312"/>
           <w:spacing w:val="4"/>
           <w:sz w:val="24"/>
           <w:szCs w:val="24"/>
@@ -1465,7 +1548,7 @@
       </w:pPr>
       <w:r>
         <w:rPr>
-          <w:rFonts w:hint="eastAsia" w:ascii="Arial Narrow" w:hAnsi="Arial Narrow" w:eastAsia="仿宋_GB2312" w:cs="宋体;SimSun"/>
+          <w:rFonts w:hint="eastAsia" w:ascii="仿宋_GB2312" w:hAnsi="仿宋_GB2312" w:eastAsia="仿宋_GB2312" w:cs="仿宋_GB2312"/>
           <w:spacing w:val="4"/>
           <w:sz w:val="24"/>
           <w:szCs w:val="24"/>
@@ -1529,10 +1612,10 @@
     <w:p>
       <w:pPr>
         <w:spacing w:before="120" w:after="0" w:line="300" w:lineRule="auto"/>
-        <w:ind w:left="0" w:leftChars="0" w:right="0" w:rightChars="0" w:firstLineChars="200"/>
+        <w:ind w:left="0" w:leftChars="0" w:right="0" w:rightChars="0" w:firstLine="496" w:firstLineChars="200"/>
         <w:jc w:val="both"/>
         <w:rPr>
-          <w:rFonts w:ascii="Arial Narrow" w:hAnsi="Arial Narrow" w:eastAsia="仿宋_GB2312" w:cs="Arial Narrow"/>
+          <w:rFonts w:hint="eastAsia" w:ascii="仿宋_GB2312" w:hAnsi="仿宋_GB2312" w:eastAsia="仿宋_GB2312" w:cs="仿宋_GB2312"/>
           <w:spacing w:val="4"/>
           <w:sz w:val="24"/>
           <w:szCs w:val="24"/>
@@ -1541,8 +1624,8 @@
       </w:pPr>
       <w:r>
         <w:rPr>
-          <w:rFonts w:ascii="Arial Narrow" w:hAnsi="Arial Narrow" w:eastAsia="仿宋_GB2312" w:cs="Arial Narrow"/>
-          <w:color w:val="FF0000"/>
+          <w:rFonts w:hint="eastAsia" w:ascii="仿宋_GB2312" w:hAnsi="仿宋_GB2312" w:eastAsia="仿宋_GB2312" w:cs="仿宋_GB2312"/>
+          <w:color w:val="auto"/>
           <w:spacing w:val="4"/>
           <w:sz w:val="24"/>
           <w:szCs w:val="24"/>
@@ -1554,10 +1637,10 @@
     <w:p>
       <w:pPr>
         <w:spacing w:before="120" w:after="0" w:line="300" w:lineRule="auto"/>
-        <w:ind w:left="0" w:leftChars="0" w:right="0" w:rightChars="0" w:firstLineChars="200"/>
+        <w:ind w:left="0" w:leftChars="0" w:right="0" w:rightChars="0" w:firstLine="496" w:firstLineChars="200"/>
         <w:jc w:val="both"/>
         <w:rPr>
-          <w:rFonts w:ascii="Arial Narrow" w:hAnsi="Arial Narrow" w:eastAsia="仿宋_GB2312" w:cs="Arial Narrow"/>
+          <w:rFonts w:hint="eastAsia" w:ascii="仿宋_GB2312" w:hAnsi="仿宋_GB2312" w:eastAsia="仿宋_GB2312" w:cs="仿宋_GB2312"/>
           <w:spacing w:val="4"/>
           <w:sz w:val="24"/>
           <w:szCs w:val="24"/>
@@ -1566,22 +1649,34 @@
       </w:pPr>
       <w:r>
         <w:rPr>
-          <w:rFonts w:hint="eastAsia" w:ascii="Arial Narrow" w:hAnsi="Arial Narrow" w:eastAsia="仿宋_GB2312" w:cs="Arial Narrow"/>
+          <w:rFonts w:hint="eastAsia" w:ascii="仿宋_GB2312" w:hAnsi="仿宋_GB2312" w:eastAsia="仿宋_GB2312" w:cs="仿宋_GB2312"/>
           <w:spacing w:val="4"/>
           <w:sz w:val="24"/>
           <w:szCs w:val="24"/>
           <w:lang w:eastAsia="zh-CN"/>
         </w:rPr>
-        <w:t>在编制财务报表时，管理层负责评估{{company_short_name}}的持续经营能力，披露与持续经营相关的事项（如适用），并运用持续经营假设，除非管理层计划清算{{company_short_name}}、终止运营或别无其他现实的选择。</w:t>
+        <w:t>在编制财务报表时，管理层负责评估{{company_sho</w:t>
+      </w:r>
+      <w:bookmarkStart w:id="0" w:name="_GoBack"/>
+      <w:bookmarkEnd w:id="0"/>
+      <w:r>
+        <w:rPr>
+          <w:rFonts w:hint="eastAsia" w:ascii="仿宋_GB2312" w:hAnsi="仿宋_GB2312" w:eastAsia="仿宋_GB2312" w:cs="仿宋_GB2312"/>
+          <w:spacing w:val="4"/>
+          <w:sz w:val="24"/>
+          <w:szCs w:val="24"/>
+          <w:lang w:eastAsia="zh-CN"/>
+        </w:rPr>
+        <w:t>rt_name}}的持续经营能力，披露与持续经营相关的事项（如适用），并运用持续经营假设，除非管理层计划清算{{company_short_name}}、终止运营或别无其他现实的选择。</w:t>
       </w:r>
     </w:p>
     <w:p>
       <w:pPr>
         <w:spacing w:before="120" w:after="0" w:line="300" w:lineRule="auto"/>
-        <w:ind w:left="0" w:leftChars="0" w:right="0" w:rightChars="0" w:firstLineChars="200"/>
+        <w:ind w:left="0" w:leftChars="0" w:right="0" w:rightChars="0" w:firstLine="496" w:firstLineChars="200"/>
         <w:jc w:val="both"/>
         <w:rPr>
-          <w:rFonts w:ascii="Arial Narrow" w:hAnsi="Arial Narrow" w:eastAsia="仿宋_GB2312" w:cs="Arial Narrow"/>
+          <w:rFonts w:hint="eastAsia" w:ascii="仿宋_GB2312" w:hAnsi="仿宋_GB2312" w:eastAsia="仿宋_GB2312" w:cs="仿宋_GB2312"/>
           <w:spacing w:val="4"/>
           <w:sz w:val="24"/>
           <w:szCs w:val="24"/>
@@ -1590,7 +1685,7 @@
       </w:pPr>
       <w:r>
         <w:rPr>
-          <w:rFonts w:hint="eastAsia" w:ascii="Arial Narrow" w:hAnsi="Arial Narrow" w:eastAsia="仿宋_GB2312" w:cs="Arial Narrow"/>
+          <w:rFonts w:hint="eastAsia" w:ascii="仿宋_GB2312" w:hAnsi="仿宋_GB2312" w:eastAsia="仿宋_GB2312" w:cs="仿宋_GB2312"/>
           <w:spacing w:val="4"/>
           <w:sz w:val="24"/>
           <w:szCs w:val="24"/>
@@ -1654,7 +1749,7 @@
     <w:p>
       <w:pPr>
         <w:spacing w:before="120" w:after="0" w:line="300" w:lineRule="auto"/>
-        <w:ind w:left="0" w:leftChars="0" w:right="0" w:rightChars="0" w:firstLineChars="200"/>
+        <w:ind w:left="0" w:leftChars="0" w:right="0" w:rightChars="0" w:firstLine="496" w:firstLineChars="200"/>
         <w:jc w:val="both"/>
         <w:rPr>
           <w:rFonts w:ascii="Arial Narrow" w:hAnsi="Arial Narrow" w:eastAsia="仿宋_GB2312" w:cs="Arial Narrow"/>
@@ -1666,7 +1761,7 @@
       </w:pPr>
       <w:r>
         <w:rPr>
-          <w:rFonts w:hint="eastAsia" w:ascii="Arial Narrow" w:hAnsi="Arial Narrow" w:eastAsia="仿宋_GB2312" w:cs="Arial Narrow"/>
+          <w:rFonts w:hint="eastAsia" w:ascii="Times New Roman" w:hAnsi="Times New Roman" w:eastAsia="仿宋_GB2312" w:cs="Arial Narrow"/>
           <w:spacing w:val="4"/>
           <w:sz w:val="24"/>
           <w:szCs w:val="24"/>
@@ -1678,7 +1773,7 @@
     <w:p>
       <w:pPr>
         <w:spacing w:before="120" w:after="0" w:line="300" w:lineRule="auto"/>
-        <w:ind w:left="0" w:leftChars="0" w:right="0" w:rightChars="0" w:firstLineChars="200"/>
+        <w:ind w:left="0" w:leftChars="0" w:right="0" w:rightChars="0" w:firstLine="496" w:firstLineChars="200"/>
         <w:jc w:val="both"/>
         <w:rPr>
           <w:rFonts w:ascii="Arial Narrow" w:hAnsi="Arial Narrow" w:eastAsia="仿宋_GB2312" w:cs="Arial Narrow"/>
@@ -1690,7 +1785,7 @@
       </w:pPr>
       <w:r>
         <w:rPr>
-          <w:rFonts w:hint="eastAsia" w:ascii="Arial Narrow" w:hAnsi="Arial Narrow" w:eastAsia="仿宋_GB2312" w:cs="Arial Narrow"/>
+          <w:rFonts w:hint="eastAsia" w:ascii="Times New Roman" w:hAnsi="Times New Roman" w:eastAsia="仿宋_GB2312" w:cs="Arial Narrow"/>
           <w:spacing w:val="4"/>
           <w:sz w:val="24"/>
           <w:szCs w:val="24"/>
@@ -1702,7 +1797,7 @@
     <w:p>
       <w:pPr>
         <w:spacing w:before="120" w:after="0" w:line="300" w:lineRule="auto"/>
-        <w:ind w:left="0" w:leftChars="0" w:right="0" w:rightChars="0" w:firstLineChars="200"/>
+        <w:ind w:left="0" w:leftChars="0" w:right="0" w:rightChars="0" w:firstLine="496" w:firstLineChars="200"/>
         <w:jc w:val="both"/>
         <w:rPr>
           <w:rFonts w:ascii="Arial Narrow" w:hAnsi="Arial Narrow" w:eastAsia="仿宋_GB2312" w:cs="Arial Narrow"/>
@@ -1714,7 +1809,7 @@
       </w:pPr>
       <w:r>
         <w:rPr>
-          <w:rFonts w:hint="eastAsia" w:ascii="Arial Narrow" w:hAnsi="Arial Narrow" w:eastAsia="仿宋_GB2312" w:cs="Arial Narrow"/>
+          <w:rFonts w:hint="eastAsia" w:ascii="Times New Roman" w:hAnsi="Times New Roman" w:eastAsia="仿宋_GB2312" w:cs="Arial Narrow"/>
           <w:spacing w:val="4"/>
           <w:sz w:val="24"/>
           <w:szCs w:val="24"/>
@@ -1726,7 +1821,7 @@
     <w:p>
       <w:pPr>
         <w:spacing w:before="120" w:after="0" w:line="300" w:lineRule="auto"/>
-        <w:ind w:left="0" w:leftChars="0" w:right="0" w:rightChars="0" w:firstLineChars="200"/>
+        <w:ind w:left="0" w:leftChars="0" w:right="0" w:rightChars="0" w:firstLine="496" w:firstLineChars="200"/>
         <w:jc w:val="both"/>
         <w:rPr>
           <w:rFonts w:ascii="Arial Narrow" w:hAnsi="Arial Narrow" w:eastAsia="仿宋_GB2312" w:cs="Arial Narrow"/>
@@ -1738,7 +1833,7 @@
       </w:pPr>
       <w:r>
         <w:rPr>
-          <w:rFonts w:hint="eastAsia" w:ascii="Arial Narrow" w:hAnsi="Arial Narrow" w:eastAsia="仿宋_GB2312" w:cs="Arial Narrow"/>
+          <w:rFonts w:hint="eastAsia" w:ascii="Times New Roman" w:hAnsi="Times New Roman" w:eastAsia="仿宋_GB2312" w:cs="Arial Narrow"/>
           <w:spacing w:val="4"/>
           <w:sz w:val="24"/>
           <w:szCs w:val="24"/>
@@ -1750,7 +1845,7 @@
     <w:p>
       <w:pPr>
         <w:spacing w:before="120" w:after="0" w:line="300" w:lineRule="auto"/>
-        <w:ind w:left="0" w:leftChars="0" w:right="0" w:rightChars="0" w:firstLineChars="200"/>
+        <w:ind w:left="0" w:leftChars="0" w:right="0" w:rightChars="0" w:firstLine="496" w:firstLineChars="200"/>
         <w:jc w:val="both"/>
         <w:rPr>
           <w:rFonts w:ascii="Arial Narrow" w:hAnsi="Arial Narrow" w:eastAsia="仿宋_GB2312" w:cs="Arial Narrow"/>
@@ -1762,7 +1857,7 @@
       </w:pPr>
       <w:r>
         <w:rPr>
-          <w:rFonts w:hint="eastAsia" w:ascii="Arial Narrow" w:hAnsi="Arial Narrow" w:eastAsia="仿宋_GB2312" w:cs="Arial Narrow"/>
+          <w:rFonts w:hint="eastAsia" w:ascii="Times New Roman" w:hAnsi="Times New Roman" w:eastAsia="仿宋_GB2312" w:cs="Arial Narrow"/>
           <w:spacing w:val="4"/>
           <w:sz w:val="24"/>
           <w:szCs w:val="24"/>
@@ -1774,10 +1869,10 @@
     <w:p>
       <w:pPr>
         <w:spacing w:before="120" w:after="0" w:line="300" w:lineRule="auto"/>
-        <w:ind w:left="0" w:leftChars="0" w:right="0" w:rightChars="0" w:firstLineChars="200"/>
+        <w:ind w:left="0" w:leftChars="0" w:right="0" w:rightChars="0" w:firstLine="496" w:firstLineChars="200"/>
         <w:jc w:val="both"/>
         <w:rPr>
-          <w:rFonts w:ascii="Arial Narrow" w:hAnsi="Arial Narrow" w:eastAsia="仿宋_GB2312" w:cs="Arial Narrow"/>
+          <w:rFonts w:hint="eastAsia" w:ascii="仿宋_GB2312" w:hAnsi="仿宋_GB2312" w:eastAsia="仿宋_GB2312" w:cs="仿宋_GB2312"/>
           <w:spacing w:val="4"/>
           <w:sz w:val="24"/>
           <w:szCs w:val="24"/>
@@ -1786,7 +1881,7 @@
       </w:pPr>
       <w:r>
         <w:rPr>
-          <w:rFonts w:hint="eastAsia" w:ascii="Arial Narrow" w:hAnsi="Arial Narrow" w:eastAsia="仿宋_GB2312" w:cs="Arial Narrow"/>
+          <w:rFonts w:hint="eastAsia" w:ascii="仿宋_GB2312" w:hAnsi="仿宋_GB2312" w:eastAsia="仿宋_GB2312" w:cs="仿宋_GB2312"/>
           <w:spacing w:val="4"/>
           <w:sz w:val="24"/>
           <w:szCs w:val="24"/>
@@ -1798,10 +1893,10 @@
     <w:p>
       <w:pPr>
         <w:spacing w:before="120" w:after="0" w:line="300" w:lineRule="auto"/>
-        <w:ind w:left="0" w:leftChars="0" w:right="0" w:rightChars="0" w:firstLineChars="200"/>
+        <w:ind w:left="0" w:leftChars="0" w:right="0" w:rightChars="0" w:firstLine="496" w:firstLineChars="200"/>
         <w:jc w:val="both"/>
         <w:rPr>
-          <w:rFonts w:ascii="Arial Narrow" w:hAnsi="Arial Narrow" w:eastAsia="仿宋_GB2312" w:cs="Arial Narrow"/>
+          <w:rFonts w:hint="eastAsia" w:ascii="仿宋_GB2312" w:hAnsi="仿宋_GB2312" w:eastAsia="仿宋_GB2312" w:cs="仿宋_GB2312"/>
           <w:spacing w:val="4"/>
           <w:sz w:val="24"/>
           <w:szCs w:val="24"/>
@@ -1810,37 +1905,13 @@
       </w:pPr>
       <w:r>
         <w:rPr>
-          <w:rFonts w:hint="eastAsia" w:ascii="Arial Narrow" w:hAnsi="Arial Narrow" w:eastAsia="仿宋_GB2312" w:cs="Arial Narrow"/>
+          <w:rFonts w:hint="eastAsia" w:ascii="仿宋_GB2312" w:hAnsi="仿宋_GB2312" w:eastAsia="仿宋_GB2312" w:cs="仿宋_GB2312"/>
           <w:spacing w:val="4"/>
           <w:sz w:val="24"/>
           <w:szCs w:val="24"/>
           <w:lang w:eastAsia="zh-CN"/>
         </w:rPr>
         <w:t>（5）评价财务报表的总体列报、结构和内容（包括披露），并评价财务报表是否公允反映相关交易和事项。</w:t>
-      </w:r>
-    </w:p>
-    <w:p>
-      <w:pPr>
-        <w:spacing w:before="120" w:after="0" w:line="300" w:lineRule="auto"/>
-        <w:ind w:left="0" w:leftChars="0" w:right="0" w:rightChars="0" w:firstLineChars="200"/>
-        <w:jc w:val="both"/>
-        <w:rPr>
-          <w:rFonts w:ascii="Arial Narrow" w:hAnsi="Arial Narrow" w:eastAsia="仿宋_GB2312" w:cs="Arial Narrow"/>
-          <w:spacing w:val="4"/>
-          <w:sz w:val="24"/>
-          <w:szCs w:val="24"/>
-          <w:lang w:eastAsia="zh-CN"/>
-        </w:rPr>
-      </w:pPr>
-      <w:r>
-        <w:rPr>
-          <w:rFonts w:hint="eastAsia" w:ascii="Arial Narrow" w:hAnsi="Arial Narrow" w:eastAsia="仿宋_GB2312" w:cs="Arial Narrow"/>
-          <w:spacing w:val="4"/>
-          <w:sz w:val="24"/>
-          <w:szCs w:val="24"/>
-          <w:lang w:eastAsia="zh-CN"/>
-        </w:rPr>
-        <w:t>##NOTE:单体复核:以下涉及合并/集团审计，单体报告可能需删除或调整## （6）就{{company_short_name}}中实体或业务活动的财务信息获取充分、适当的审计证据，以对财务报表发表意见。我们负责指导、监督和执行集团审计，并对审计意见承担全部责任。</w:t>
       </w:r>
     </w:p>
     <w:p>
@@ -1870,7 +1941,7 @@
     <w:p>
       <w:pPr>
         <w:spacing w:before="120" w:after="0" w:line="300" w:lineRule="auto"/>
-        <w:ind w:left="0" w:leftChars="0" w:right="0" w:rightChars="0" w:firstLineChars="200"/>
+        <w:ind w:left="0" w:leftChars="0" w:right="0" w:rightChars="0" w:firstLine="496" w:firstLineChars="200"/>
         <w:jc w:val="both"/>
         <w:rPr>
           <w:rFonts w:hint="eastAsia" w:ascii="Arial Narrow" w:hAnsi="Arial Narrow" w:eastAsia="仿宋_GB2312" w:cs="Arial Narrow"/>
@@ -1882,7 +1953,7 @@
       </w:pPr>
       <w:r>
         <w:rPr>
-          <w:rFonts w:hint="eastAsia" w:ascii="Arial Narrow" w:hAnsi="Arial Narrow" w:eastAsia="仿宋_GB2312" w:cs="Arial Narrow"/>
+          <w:rFonts w:hint="eastAsia" w:ascii="Times New Roman" w:hAnsi="Times New Roman" w:eastAsia="仿宋_GB2312" w:cs="Arial Narrow"/>
           <w:spacing w:val="4"/>
           <w:sz w:val="24"/>
           <w:szCs w:val="24"/>
@@ -2826,7 +2897,7 @@
     <w:lsdException w:qFormat="1" w:unhideWhenUsed="0" w:uiPriority="0" w:semiHidden="0" w:name="Title"/>
     <w:lsdException w:unhideWhenUsed="0" w:uiPriority="0" w:semiHidden="0" w:name="Closing"/>
     <w:lsdException w:unhideWhenUsed="0" w:uiPriority="0" w:semiHidden="0" w:name="Signature"/>
-    <w:lsdException w:unhideWhenUsed="0" w:uiPriority="0" w:name="Default Paragraph Font"/>
+    <w:lsdException w:qFormat="1" w:unhideWhenUsed="0" w:uiPriority="0" w:name="Default Paragraph Font"/>
     <w:lsdException w:qFormat="1" w:unhideWhenUsed="0" w:uiPriority="0" w:semiHidden="0" w:name="Body Text"/>
     <w:lsdException w:qFormat="1" w:unhideWhenUsed="0" w:uiPriority="0" w:semiHidden="0" w:name="Body Text Indent"/>
     <w:lsdException w:unhideWhenUsed="0" w:uiPriority="0" w:semiHidden="0" w:name="List Continue"/>
@@ -3050,6 +3121,7 @@
   <w:style w:type="character" w:default="1" w:styleId="10">
     <w:name w:val="Default Paragraph Font"/>
     <w:semiHidden/>
+    <w:qFormat/>
     <w:uiPriority w:val="0"/>
   </w:style>
   <w:style w:type="table" w:default="1" w:styleId="9">

--- a/backend/data/audit_report_templates/report_body/standalone/4.1 模板D-无保留意见审计报告模板（非公众利益实体）-简版 .docx
+++ b/backend/data/audit_report_templates/report_body/standalone/4.1 模板D-无保留意见审计报告模板（非公众利益实体）-简版 .docx
@@ -307,7 +307,7 @@
     </w:p>
     <w:p>
       <w:pPr>
-        <w:spacing w:line="2400" w:lineRule="auto"/>
+        <w:spacing w:line="360" w:lineRule="auto"/>
         <w:jc w:val="center"/>
         <w:rPr>
           <w:rFonts w:ascii="黑体;SimHei" w:hAnsi="黑体;SimHei" w:eastAsia="黑体;SimHei" w:cs="Arial Narrow"/>
